--- a/spa/docx/018.content.docx
+++ b/spa/docx/018.content.docx
@@ -3131,7 +3131,7 @@
         <w:rPr>
           <w:lang w:val="es_ES" w:bidi="es_ES"/>
         </w:rPr>
-        <w:t xml:space="preserve"> (1097852 KB)</w:t>
+        <w:t xml:space="preserve"> (1.0 MB)</w:t>
       </w:r>
       <w:r>
         <w:rPr>
@@ -3280,7 +3280,7 @@
         <w:rPr>
           <w:lang w:val="es_ES" w:bidi="es_ES"/>
         </w:rPr>
-        <w:t xml:space="preserve"> (134684 KB)</w:t>
+        <w:t xml:space="preserve"> (132 KB)</w:t>
       </w:r>
       <w:r>
         <w:rPr>
